--- a/downloads/teacher/05 Materials/Unit 02/Slides/Slides 02.13 - The Skittles Market Game and Money Basics Quiz.docx
+++ b/downloads/teacher/05 Materials/Unit 02/Slides/Slides 02.13 - The Skittles Market Game and Money Basics Quiz.docx
@@ -17,7 +17,7 @@
         <w:pStyle w:val="FirstParagraph"/>
       </w:pPr>
       <w:r>
-        <w:t xml:space="preserve">Lesson 2.13, one day, 11 slides. The slides stay off during trading; only the timer and the fee card are visible. Prices marked [update].</w:t>
+        <w:t xml:space="preserve">Lesson 2.13, one day, 11 slides. The slides stay off during trading; only the timer and the fee card are visible. Prices to be refreshed before teaching.</w:t>
       </w:r>
     </w:p>
     <w:p>
@@ -509,7 +509,7 @@
         <w:pStyle w:val="Compact"/>
       </w:pPr>
       <w:r>
-        <w:t xml:space="preserve">ATM fee: another bank’s machine, about $3 plus your bank’s fee [update].</w:t>
+        <w:t xml:space="preserve">ATM fee: another bank’s machine, about $3 plus your bank’s fee.</w:t>
       </w:r>
     </w:p>
     <w:p>
@@ -521,7 +521,7 @@
         <w:pStyle w:val="Compact"/>
       </w:pPr>
       <w:r>
-        <w:t xml:space="preserve">Instant transfer fee: the app, about 1.5 to 3 percent to get your money today [update].</w:t>
+        <w:t xml:space="preserve">Instant transfer fee: the app, about 1.5 to 3 percent to get your money today.</w:t>
       </w:r>
     </w:p>
     <w:p>
